--- a/MSCS_634_ProjectDeliverable_4/MSCS_634_Final_Report.docx
+++ b/MSCS_634_ProjectDeliverable_4/MSCS_634_Final_Report.docx
@@ -121,8 +121,18 @@
           <w:sz w:val="28"/>
           <w:szCs w:val="28"/>
         </w:rPr>
-        <w:t>Professor Satish Penmatsa</w:t>
+        <w:t xml:space="preserve">Professor Satish </w:t>
       </w:r>
+      <w:proofErr w:type="spellStart"/>
+      <w:r>
+        <w:rPr>
+          <w:rFonts w:cs="Times New Roman"/>
+          <w:sz w:val="28"/>
+          <w:szCs w:val="28"/>
+        </w:rPr>
+        <w:t>Penmatsa</w:t>
+      </w:r>
+      <w:proofErr w:type="spellEnd"/>
     </w:p>
     <w:p>
       <w:pPr>
@@ -211,8 +221,33 @@
           <w:sz w:val="28"/>
           <w:szCs w:val="28"/>
         </w:rPr>
-        <w:t>Hanuman Sai Chanukya Srinivas Chilamkuri</w:t>
+        <w:t xml:space="preserve">Hanuman Sai </w:t>
       </w:r>
+      <w:proofErr w:type="spellStart"/>
+      <w:r>
+        <w:rPr>
+          <w:sz w:val="28"/>
+          <w:szCs w:val="28"/>
+        </w:rPr>
+        <w:t>Chanukya</w:t>
+      </w:r>
+      <w:proofErr w:type="spellEnd"/>
+      <w:r>
+        <w:rPr>
+          <w:sz w:val="28"/>
+          <w:szCs w:val="28"/>
+        </w:rPr>
+        <w:t xml:space="preserve"> Srinivas </w:t>
+      </w:r>
+      <w:proofErr w:type="spellStart"/>
+      <w:r>
+        <w:rPr>
+          <w:sz w:val="28"/>
+          <w:szCs w:val="28"/>
+        </w:rPr>
+        <w:t>Chilamkuri</w:t>
+      </w:r>
+      <w:proofErr w:type="spellEnd"/>
     </w:p>
     <w:p>
       <w:pPr>
@@ -317,7 +352,15 @@
         <w:spacing w:after="120" w:line="480" w:lineRule="auto"/>
       </w:pPr>
       <w:r>
-        <w:t>This final report brings together the work completed across the earlier project deliverables. The project used the Online Shoppers Purchasing Intention Dataset to study customer browsing behavior and online purchase outcomes. The main goal was to understand which session behaviors are connected with purchasing and how data mining models can support practical e-commerce decisions.</w:t>
+        <w:t xml:space="preserve">This final report brings together the work completed across the earlier project deliverables. The project used the Online Shoppers Purchasing Intention Dataset to study customer browsing behavior and online purchase outcomes. The main goal was to understand which session behaviors </w:t>
+      </w:r>
+      <w:proofErr w:type="gramStart"/>
+      <w:r>
+        <w:t>are connected with</w:t>
+      </w:r>
+      <w:proofErr w:type="gramEnd"/>
+      <w:r>
+        <w:t xml:space="preserve"> purchasing and how data mining models can support practical e-commerce decisions.</w:t>
       </w:r>
     </w:p>
     <w:p>
@@ -325,8 +368,30 @@
         <w:spacing w:after="120" w:line="480" w:lineRule="auto"/>
       </w:pPr>
       <w:r>
-        <w:t>The project followed a step-by-step process. First, the dataset was cleaned and explored. Then regression models were used to predict a continuous engagement outcome. After that, classification, clustering, and association rule mining were used to identify purchase patterns and customer-session groups.</w:t>
+        <w:t>The project followed a step-by-step process. First, the dataset was cleaned and explored. Then</w:t>
       </w:r>
+      <w:r>
+        <w:t>,</w:t>
+      </w:r>
+      <w:r>
+        <w:t xml:space="preserve"> regression models were used to predict a continuous engagement outcome. After that, classification, clustering, and association rule mining were used to identify purchase patterns and customer-session groups.</w:t>
+      </w:r>
+    </w:p>
+    <w:p>
+      <w:pPr>
+        <w:spacing w:after="120" w:line="480" w:lineRule="auto"/>
+      </w:pPr>
+      <w:r>
+        <w:t xml:space="preserve">Video Presentation Link: </w:t>
+      </w:r>
+      <w:hyperlink r:id="rId6" w:history="1">
+        <w:r>
+          <w:rPr>
+            <w:rStyle w:val="Hyperlink"/>
+          </w:rPr>
+          <w:t>MSCS_634_Final_Video_Presentation.mp4</w:t>
+        </w:r>
+      </w:hyperlink>
     </w:p>
     <w:p>
       <w:pPr>
@@ -666,7 +731,7 @@
                     <pic:cNvPicPr/>
                   </pic:nvPicPr>
                   <pic:blipFill>
-                    <a:blip r:embed="rId6"/>
+                    <a:blip r:embed="rId7"/>
                     <a:stretch>
                       <a:fillRect/>
                     </a:stretch>
@@ -726,7 +791,13 @@
         <w:spacing w:after="120" w:line="480" w:lineRule="auto"/>
       </w:pPr>
       <w:r>
-        <w:t>The first deliverable focused on preparing the data. The data was checked for missing values, duplicates, invalid values, inconsistent text, and outliers. A total of 125 exact duplicate records were removed. No missing values, negative numerical values, or invalid rate values were found.</w:t>
+        <w:t xml:space="preserve">The first deliverable focused on </w:t>
+      </w:r>
+      <w:r>
+        <w:t>data preparation</w:t>
+      </w:r>
+      <w:r>
+        <w:t>. The data was checked for missing values, duplicates, invalid values, inconsistent text, and outliers. A total of 125 exact duplicate records were removed. No missing values, negative numerical values, or invalid rate values were found.</w:t>
       </w:r>
     </w:p>
     <w:p>
@@ -734,7 +805,21 @@
         <w:spacing w:after="120" w:line="480" w:lineRule="auto"/>
       </w:pPr>
       <w:r>
-        <w:t>The duration variables were strongly right-skewed. Instead of deleting long sessions, values above the 99th percentile were capped. This reduced the influence of extreme values while preserving all unique customer sessions. Browser, OperatingSystems, Region, and TrafficType were treated as categories because they were coded labels, not true continuous measurements.</w:t>
+        <w:t xml:space="preserve">The duration variables were strongly </w:t>
+      </w:r>
+      <w:proofErr w:type="gramStart"/>
+      <w:r>
+        <w:t>right-skewed</w:t>
+      </w:r>
+      <w:proofErr w:type="gramEnd"/>
+      <w:r>
+        <w:t xml:space="preserve">. Instead of deleting long sessions, values above the 99th percentile were capped. This reduced the influence of extreme values while preserving all unique customer sessions. Browser, </w:t>
+      </w:r>
+      <w:r>
+        <w:t xml:space="preserve">Operating System, Region, and Traffic Type were treated as categorical variables because they were coded as labels rather than </w:t>
+      </w:r>
+      <w:r>
+        <w:t>continuous measurements.</w:t>
       </w:r>
     </w:p>
     <w:p>
@@ -755,7 +840,6 @@
           <w:b/>
           <w:bCs/>
         </w:rPr>
-        <w:lastRenderedPageBreak/>
         <w:t>Exploratory Data Analysis</w:t>
       </w:r>
     </w:p>
@@ -764,7 +848,18 @@
         <w:spacing w:after="120" w:line="480" w:lineRule="auto"/>
       </w:pPr>
       <w:r>
-        <w:t>Exploratory analysis showed that purchase sessions had stronger engagement than non-purchase sessions. Purchase sessions had more product-related pages, longer product-related duration, lower bounce and exit rates, and higher PageValues.</w:t>
+        <w:t>An exploratory analysis showed that purchase sessions had higher</w:t>
+      </w:r>
+      <w:r>
+        <w:t xml:space="preserve"> engagement than non-purchase sessions. Purchase sessions had more product-related pages, longer product-related duration, lower bounce and exit rates, and higher </w:t>
+      </w:r>
+      <w:proofErr w:type="spellStart"/>
+      <w:r>
+        <w:t>PageValues</w:t>
+      </w:r>
+      <w:proofErr w:type="spellEnd"/>
+      <w:r>
+        <w:t>.</w:t>
       </w:r>
     </w:p>
     <w:p>
@@ -791,7 +886,7 @@
                     <pic:cNvPicPr/>
                   </pic:nvPicPr>
                   <pic:blipFill>
-                    <a:blip r:embed="rId7"/>
+                    <a:blip r:embed="rId8"/>
                     <a:stretch>
                       <a:fillRect/>
                     </a:stretch>
@@ -828,8 +923,35 @@
       <w:pPr>
         <w:spacing w:after="120" w:line="480" w:lineRule="auto"/>
       </w:pPr>
+      <w:proofErr w:type="spellStart"/>
       <w:r>
-        <w:t>PageValues had the strongest positive correlation with Revenue. ExitRates and BounceRates were negatively related to Revenue, which means sessions with more abandonment behavior were less likely to produce purchases.</w:t>
+        <w:t>PageValues</w:t>
+      </w:r>
+      <w:proofErr w:type="spellEnd"/>
+      <w:r>
+        <w:t xml:space="preserve"> had the strongest positive correlation with Revenue. </w:t>
+      </w:r>
+      <w:proofErr w:type="spellStart"/>
+      <w:r>
+        <w:t>ExitRates</w:t>
+      </w:r>
+      <w:proofErr w:type="spellEnd"/>
+      <w:r>
+        <w:t xml:space="preserve"> and </w:t>
+      </w:r>
+      <w:proofErr w:type="spellStart"/>
+      <w:r>
+        <w:t>BounceRates</w:t>
+      </w:r>
+      <w:proofErr w:type="spellEnd"/>
+      <w:r>
+        <w:t xml:space="preserve"> were negatively related to Revenue, </w:t>
+      </w:r>
+      <w:r>
+        <w:t>indicating that sessions with higher abandonment rates were less likely to result in</w:t>
+      </w:r>
+      <w:r>
+        <w:t xml:space="preserve"> purchases.</w:t>
       </w:r>
     </w:p>
     <w:p>
@@ -857,7 +979,7 @@
                     <pic:cNvPicPr/>
                   </pic:nvPicPr>
                   <pic:blipFill>
-                    <a:blip r:embed="rId8"/>
+                    <a:blip r:embed="rId9"/>
                     <a:stretch>
                       <a:fillRect/>
                     </a:stretch>
@@ -895,7 +1017,15 @@
         <w:spacing w:after="120" w:line="480" w:lineRule="auto"/>
       </w:pPr>
       <w:r>
-        <w:t>Monthly conversion rates showed that November had the highest conversion rate, followed by October and September. This suggests that seasonality may affect purchase behavior.</w:t>
+        <w:t xml:space="preserve">Monthly conversion rates showed that November </w:t>
+      </w:r>
+      <w:proofErr w:type="gramStart"/>
+      <w:r>
+        <w:t>had</w:t>
+      </w:r>
+      <w:proofErr w:type="gramEnd"/>
+      <w:r>
+        <w:t xml:space="preserve"> the highest, followed by October and September. This suggests that seasonality may affect purchase behavior.</w:t>
       </w:r>
     </w:p>
     <w:p>
@@ -980,12 +1110,14 @@
             <w:vAlign w:val="center"/>
           </w:tcPr>
           <w:p>
+            <w:proofErr w:type="spellStart"/>
             <w:r>
               <w:rPr>
                 <w:sz w:val="20"/>
               </w:rPr>
               <w:t>Total_Pages</w:t>
             </w:r>
+            <w:proofErr w:type="spellEnd"/>
           </w:p>
         </w:tc>
         <w:tc>
@@ -998,7 +1130,19 @@
               <w:rPr>
                 <w:sz w:val="20"/>
               </w:rPr>
-              <w:t>Total Administrative, Informational, and ProductRelated pages</w:t>
+              <w:t xml:space="preserve">Total Administrative, Informational, and </w:t>
+            </w:r>
+            <w:r>
+              <w:rPr>
+                <w:sz w:val="20"/>
+              </w:rPr>
+              <w:t>Product-Related</w:t>
+            </w:r>
+            <w:r>
+              <w:rPr>
+                <w:sz w:val="20"/>
+              </w:rPr>
+              <w:t xml:space="preserve"> pages</w:t>
             </w:r>
           </w:p>
         </w:tc>
@@ -1013,12 +1157,14 @@
             <w:vAlign w:val="center"/>
           </w:tcPr>
           <w:p>
+            <w:proofErr w:type="spellStart"/>
             <w:r>
               <w:rPr>
                 <w:sz w:val="20"/>
               </w:rPr>
               <w:t>NonProduct_Duration</w:t>
             </w:r>
+            <w:proofErr w:type="spellEnd"/>
           </w:p>
         </w:tc>
         <w:tc>
@@ -1046,12 +1192,14 @@
             <w:vAlign w:val="center"/>
           </w:tcPr>
           <w:p>
+            <w:proofErr w:type="spellStart"/>
             <w:r>
               <w:rPr>
                 <w:sz w:val="20"/>
               </w:rPr>
               <w:t>Avg_NonProduct_Duration_Per_Page</w:t>
             </w:r>
+            <w:proofErr w:type="spellEnd"/>
           </w:p>
         </w:tc>
         <w:tc>
@@ -1079,12 +1227,14 @@
             <w:vAlign w:val="center"/>
           </w:tcPr>
           <w:p>
+            <w:proofErr w:type="spellStart"/>
             <w:r>
               <w:rPr>
                 <w:sz w:val="20"/>
               </w:rPr>
               <w:t>BounceExitRatio</w:t>
             </w:r>
+            <w:proofErr w:type="spellEnd"/>
           </w:p>
         </w:tc>
         <w:tc>
@@ -1097,8 +1247,30 @@
               <w:rPr>
                 <w:sz w:val="20"/>
               </w:rPr>
-              <w:t>Ratio of BounceRates to ExitRates</w:t>
+              <w:t xml:space="preserve">Ratio of </w:t>
             </w:r>
+            <w:proofErr w:type="spellStart"/>
+            <w:r>
+              <w:rPr>
+                <w:sz w:val="20"/>
+              </w:rPr>
+              <w:t>BounceRates</w:t>
+            </w:r>
+            <w:proofErr w:type="spellEnd"/>
+            <w:r>
+              <w:rPr>
+                <w:sz w:val="20"/>
+              </w:rPr>
+              <w:t xml:space="preserve"> to </w:t>
+            </w:r>
+            <w:proofErr w:type="spellStart"/>
+            <w:r>
+              <w:rPr>
+                <w:sz w:val="20"/>
+              </w:rPr>
+              <w:t>ExitRates</w:t>
+            </w:r>
+            <w:proofErr w:type="spellEnd"/>
           </w:p>
         </w:tc>
       </w:tr>
@@ -1112,12 +1284,14 @@
             <w:vAlign w:val="center"/>
           </w:tcPr>
           <w:p>
+            <w:proofErr w:type="spellStart"/>
             <w:r>
               <w:rPr>
                 <w:sz w:val="20"/>
               </w:rPr>
               <w:t>Engagement_Score</w:t>
             </w:r>
+            <w:proofErr w:type="spellEnd"/>
           </w:p>
         </w:tc>
         <w:tc>
@@ -1130,8 +1304,22 @@
               <w:rPr>
                 <w:sz w:val="20"/>
               </w:rPr>
-              <w:t>ProductRelated page count multiplied by PageValues</w:t>
+              <w:t>Product-related</w:t>
             </w:r>
+            <w:r>
+              <w:rPr>
+                <w:sz w:val="20"/>
+              </w:rPr>
+              <w:t xml:space="preserve"> page count multiplied by </w:t>
+            </w:r>
+            <w:proofErr w:type="spellStart"/>
+            <w:r>
+              <w:rPr>
+                <w:sz w:val="20"/>
+              </w:rPr>
+              <w:t>PageValues</w:t>
+            </w:r>
+            <w:proofErr w:type="spellEnd"/>
           </w:p>
         </w:tc>
       </w:tr>
@@ -1158,7 +1346,15 @@
         <w:spacing w:after="120" w:line="480" w:lineRule="auto"/>
       </w:pPr>
       <w:r>
-        <w:t>The regression task predicted ProductRelated_Duration, which measures total time spent on product-related pages. This was selected because Revenue is Boolean and was used for classification. Four regression models were compared.</w:t>
+        <w:t xml:space="preserve">The regression task predicted </w:t>
+      </w:r>
+      <w:proofErr w:type="spellStart"/>
+      <w:r>
+        <w:t>ProductRelated_Duration</w:t>
+      </w:r>
+      <w:proofErr w:type="spellEnd"/>
+      <w:r>
+        <w:t>, which measures total time spent on product-related pages. This was selected because Revenue is Boolean and was used for classification. Four regression models were compared.</w:t>
       </w:r>
     </w:p>
     <w:tbl>
@@ -1587,7 +1783,7 @@
                     <pic:cNvPicPr/>
                   </pic:nvPicPr>
                   <pic:blipFill>
-                    <a:blip r:embed="rId9"/>
+                    <a:blip r:embed="rId10"/>
                     <a:stretch>
                       <a:fillRect/>
                     </a:stretch>
@@ -1883,7 +2079,7 @@
                     <pic:cNvPicPr/>
                   </pic:nvPicPr>
                   <pic:blipFill>
-                    <a:blip r:embed="rId10"/>
+                    <a:blip r:embed="rId11"/>
                     <a:stretch>
                       <a:fillRect/>
                     </a:stretch>
@@ -1921,7 +2117,29 @@
         <w:spacing w:after="120" w:line="480" w:lineRule="auto"/>
       </w:pPr>
       <w:r>
-        <w:t>The tuned Random Forest Classifier performed best, with accuracy of 0.8751, F1 score of 0.6745, and ROC-AUC of 0.9341. PageValues and Engagement_Score were the strongest indicators in the model.</w:t>
+        <w:t xml:space="preserve">The tuned Random Forest Classifier performed best, with </w:t>
+      </w:r>
+      <w:r>
+        <w:t xml:space="preserve">an accuracy of 0.8751, an F1 score of 0.6745, and an </w:t>
+      </w:r>
+      <w:r>
+        <w:t xml:space="preserve">ROC-AUC of 0.9341. </w:t>
+      </w:r>
+      <w:proofErr w:type="spellStart"/>
+      <w:r>
+        <w:t>PageValues</w:t>
+      </w:r>
+      <w:proofErr w:type="spellEnd"/>
+      <w:r>
+        <w:t xml:space="preserve"> and </w:t>
+      </w:r>
+      <w:proofErr w:type="spellStart"/>
+      <w:r>
+        <w:t>Engagement_Score</w:t>
+      </w:r>
+      <w:proofErr w:type="spellEnd"/>
+      <w:r>
+        <w:t xml:space="preserve"> were the strongest indicators in the model.</w:t>
       </w:r>
     </w:p>
     <w:p>
@@ -2299,7 +2517,7 @@
                     <pic:cNvPicPr/>
                   </pic:nvPicPr>
                   <pic:blipFill>
-                    <a:blip r:embed="rId11"/>
+                    <a:blip r:embed="rId12"/>
                     <a:stretch>
                       <a:fillRect/>
                     </a:stretch>
@@ -2361,7 +2579,15 @@
         <w:spacing w:after="120" w:line="480" w:lineRule="auto"/>
       </w:pPr>
       <w:r>
-        <w:t>Because the dataset is based on session behavior instead of product baskets, selected behavioral measures were converted into Boolean items. Apriori was then used to find frequent behavior patterns connected with purchases.</w:t>
+        <w:t xml:space="preserve">Because the dataset is based on session behavior instead of product baskets, selected behavioral measures were converted into Boolean items. </w:t>
+      </w:r>
+      <w:proofErr w:type="spellStart"/>
+      <w:r>
+        <w:t>Apriori</w:t>
+      </w:r>
+      <w:proofErr w:type="spellEnd"/>
+      <w:r>
+        <w:t xml:space="preserve"> was then used to find frequent behavior patterns connected with purchases.</w:t>
       </w:r>
     </w:p>
     <w:tbl>
@@ -2460,8 +2686,16 @@
               <w:rPr>
                 <w:sz w:val="20"/>
               </w:rPr>
-              <w:t>Low Bounce + Low Exit + Positive PageValues</w:t>
+              <w:t xml:space="preserve">Low Bounce + Low Exit + Positive </w:t>
             </w:r>
+            <w:proofErr w:type="spellStart"/>
+            <w:r>
+              <w:rPr>
+                <w:sz w:val="20"/>
+              </w:rPr>
+              <w:t>PageValues</w:t>
+            </w:r>
+            <w:proofErr w:type="spellEnd"/>
           </w:p>
         </w:tc>
         <w:tc>
@@ -2521,8 +2755,16 @@
               <w:rPr>
                 <w:sz w:val="20"/>
               </w:rPr>
-              <w:t>Low Bounce + Positive PageValues</w:t>
+              <w:t xml:space="preserve">Low Bounce + Positive </w:t>
             </w:r>
+            <w:proofErr w:type="spellStart"/>
+            <w:r>
+              <w:rPr>
+                <w:sz w:val="20"/>
+              </w:rPr>
+              <w:t>PageValues</w:t>
+            </w:r>
+            <w:proofErr w:type="spellEnd"/>
           </w:p>
         </w:tc>
         <w:tc>
@@ -2582,8 +2824,16 @@
               <w:rPr>
                 <w:sz w:val="20"/>
               </w:rPr>
-              <w:t>Long Product Duration + Low Bounce + Positive PageValues</w:t>
+              <w:t xml:space="preserve">Long Product Duration + Low Bounce + Positive </w:t>
             </w:r>
+            <w:proofErr w:type="spellStart"/>
+            <w:r>
+              <w:rPr>
+                <w:sz w:val="20"/>
+              </w:rPr>
+              <w:t>PageValues</w:t>
+            </w:r>
+            <w:proofErr w:type="spellEnd"/>
           </w:p>
         </w:tc>
         <w:tc>
@@ -2643,8 +2893,16 @@
               <w:rPr>
                 <w:sz w:val="20"/>
               </w:rPr>
-              <w:t>Low Exit + Positive PageValues</w:t>
+              <w:t xml:space="preserve">Low Exit + Positive </w:t>
             </w:r>
+            <w:proofErr w:type="spellStart"/>
+            <w:r>
+              <w:rPr>
+                <w:sz w:val="20"/>
+              </w:rPr>
+              <w:t>PageValues</w:t>
+            </w:r>
+            <w:proofErr w:type="spellEnd"/>
           </w:p>
         </w:tc>
         <w:tc>
@@ -2704,8 +2962,16 @@
               <w:rPr>
                 <w:sz w:val="20"/>
               </w:rPr>
-              <w:t>Positive PageValues</w:t>
+              <w:t xml:space="preserve">Positive </w:t>
             </w:r>
+            <w:proofErr w:type="spellStart"/>
+            <w:r>
+              <w:rPr>
+                <w:sz w:val="20"/>
+              </w:rPr>
+              <w:t>PageValues</w:t>
+            </w:r>
+            <w:proofErr w:type="spellEnd"/>
           </w:p>
         </w:tc>
         <w:tc>
@@ -2778,7 +3044,7 @@
                     <pic:cNvPicPr/>
                   </pic:nvPicPr>
                   <pic:blipFill>
-                    <a:blip r:embed="rId12"/>
+                    <a:blip r:embed="rId13"/>
                     <a:stretch>
                       <a:fillRect/>
                     </a:stretch>
@@ -2816,7 +3082,27 @@
         <w:spacing w:after="120" w:line="480" w:lineRule="auto"/>
       </w:pPr>
       <w:r>
-        <w:t>The strongest rules combined positive PageValues with low bounce and low exit behavior. The top rule had confidence of 0.6800 and lift of 4.3498. These rules show useful patterns, but they do not prove causation.</w:t>
+        <w:t xml:space="preserve">The </w:t>
+      </w:r>
+      <w:r>
+        <w:t xml:space="preserve">strictest rules combined positive </w:t>
+      </w:r>
+      <w:proofErr w:type="spellStart"/>
+      <w:r>
+        <w:t>PageValues</w:t>
+      </w:r>
+      <w:proofErr w:type="spellEnd"/>
+      <w:r>
+        <w:t xml:space="preserve"> with low bounce and low exit behavior</w:t>
+      </w:r>
+      <w:r>
+        <w:t xml:space="preserve">. The top rule had </w:t>
+      </w:r>
+      <w:r>
+        <w:t xml:space="preserve">a confidence of 0.6800 and a </w:t>
+      </w:r>
+      <w:r>
+        <w:t>lift of 4.3498. These rules show useful patterns, but they do not prove causation.</w:t>
       </w:r>
     </w:p>
     <w:p>
@@ -2845,7 +3131,31 @@
         <w:spacing w:after="80" w:line="480" w:lineRule="auto"/>
       </w:pPr>
       <w:r>
-        <w:t>Use PageValues, Engagement_Score, and ExitRates as key signals for high-intent sessions.</w:t>
+        <w:t xml:space="preserve">Use </w:t>
+      </w:r>
+      <w:proofErr w:type="spellStart"/>
+      <w:r>
+        <w:t>PageValues</w:t>
+      </w:r>
+      <w:proofErr w:type="spellEnd"/>
+      <w:r>
+        <w:t xml:space="preserve">, </w:t>
+      </w:r>
+      <w:proofErr w:type="spellStart"/>
+      <w:r>
+        <w:t>Engagement_Score</w:t>
+      </w:r>
+      <w:proofErr w:type="spellEnd"/>
+      <w:r>
+        <w:t xml:space="preserve">, and </w:t>
+      </w:r>
+      <w:proofErr w:type="spellStart"/>
+      <w:r>
+        <w:t>ExitRates</w:t>
+      </w:r>
+      <w:proofErr w:type="spellEnd"/>
+      <w:r>
+        <w:t xml:space="preserve"> as key signals for high-intent sessions.</w:t>
       </w:r>
     </w:p>
     <w:p>
@@ -2897,7 +3207,13 @@
         <w:spacing w:after="80" w:line="480" w:lineRule="auto"/>
       </w:pPr>
       <w:r>
-        <w:t>Use association rules to identify high-intent behavior triggers.</w:t>
+        <w:t xml:space="preserve">Use association rules to identify high-intent </w:t>
+      </w:r>
+      <w:r>
+        <w:t>behavior</w:t>
+      </w:r>
+      <w:r>
+        <w:t xml:space="preserve"> triggers.</w:t>
       </w:r>
     </w:p>
     <w:p>
@@ -2911,7 +3227,13 @@
       </w:pPr>
       <w:r>
         <w:lastRenderedPageBreak/>
-        <w:t>Retrain the models over time because online behavior changes by month, season, and marketing campaign.</w:t>
+        <w:t xml:space="preserve">Retrain the models over time because online </w:t>
+      </w:r>
+      <w:r>
+        <w:t>behavior</w:t>
+      </w:r>
+      <w:r>
+        <w:t xml:space="preserve"> changes by month, season, and marketing campaign.</w:t>
       </w:r>
     </w:p>
     <w:p>
@@ -2964,7 +3286,15 @@
         <w:ind w:firstLine="432"/>
       </w:pPr>
       <w:r>
-        <w:t>This project uses online browsing behavior, so privacy and responsible use are important. Personally identifying information is not needed for this type of analysis. If used in a real business environment, customer details should be removed or protected and access should be limited.</w:t>
+        <w:t xml:space="preserve">This project uses online browsing behavior, so privacy and responsible use are important. </w:t>
+      </w:r>
+      <w:proofErr w:type="gramStart"/>
+      <w:r>
+        <w:t>Personally</w:t>
+      </w:r>
+      <w:proofErr w:type="gramEnd"/>
+      <w:r>
+        <w:t xml:space="preserve"> identifying information is not needed for this type of analysis. If used in a real business environment, customer details should be removed or protected and access should be limited.</w:t>
       </w:r>
       <w:r>
         <w:t xml:space="preserve"> </w:t>
@@ -2979,7 +3309,15 @@
         <w:ind w:firstLine="432"/>
       </w:pPr>
       <w:r>
-        <w:t>The models should support human decision-making rather than fully replace it. Association rules and feature importance values should be interpreted as patterns, not as proof that one behavior directly causes another.</w:t>
+        <w:t xml:space="preserve">The models should support human decision-making rather than fully replace it. Association rules </w:t>
+      </w:r>
+      <w:proofErr w:type="gramStart"/>
+      <w:r>
+        <w:t>and feature</w:t>
+      </w:r>
+      <w:proofErr w:type="gramEnd"/>
+      <w:r>
+        <w:t xml:space="preserve"> importance values should be interpreted as patterns, not as proof that one behavior directly causes another.</w:t>
       </w:r>
     </w:p>
     <w:p>
@@ -3104,7 +3442,15 @@
         <w:spacing w:after="120" w:line="480" w:lineRule="auto"/>
       </w:pPr>
       <w:r>
-        <w:t>The project showed how data mining methods can turn raw website session data into practical insights. Data cleaning and EDA showed that purchase sessions were more engaged and had lower abandonment behavior. Regression and classification showed that Random Forest performed best for both engagement prediction and purchase prediction. Clustering separated sessions into typical browsing, quick-exit, and highly engaged groups. Association rule mining showed that positive PageValues with low bounce and exit behavior is a strong high-intent pattern.</w:t>
+        <w:t xml:space="preserve">The project showed how data mining methods can turn raw website session data into practical insights. Data cleaning and EDA showed that purchase sessions were more engaged and had lower abandonment behavior. Regression and classification showed that Random Forest performed best for both engagement prediction and purchase prediction. Clustering separated sessions into typical browsing, quick-exit, and highly engaged groups. Association rule mining showed that positive </w:t>
+      </w:r>
+      <w:proofErr w:type="spellStart"/>
+      <w:r>
+        <w:t>PageValues</w:t>
+      </w:r>
+      <w:proofErr w:type="spellEnd"/>
+      <w:r>
+        <w:t xml:space="preserve"> with low bounce and exit behavior is a strong high-intent pattern.</w:t>
       </w:r>
       <w:r>
         <w:t xml:space="preserve"> </w:t>
@@ -3226,9 +3572,17 @@
     </w:p>
     <w:p>
       <w:r>
-        <w:t xml:space="preserve">Sakar, C., &amp; Kastro, Y. (2018). Online Shoppers Purchasing Intention Dataset [Data set]. UCI Machine Learning Repository. </w:t>
+        <w:t xml:space="preserve">Sakar, C., &amp; </w:t>
       </w:r>
-      <w:hyperlink r:id="rId13" w:history="1">
+      <w:proofErr w:type="spellStart"/>
+      <w:r>
+        <w:t>Kastro</w:t>
+      </w:r>
+      <w:proofErr w:type="spellEnd"/>
+      <w:r>
+        <w:t xml:space="preserve">, Y. (2018). Online Shoppers Purchasing Intention Dataset [Data set]. UCI Machine Learning Repository. </w:t>
+      </w:r>
+      <w:hyperlink r:id="rId14" w:history="1">
         <w:r>
           <w:rPr>
             <w:rStyle w:val="Hyperlink"/>
@@ -4186,7 +4540,6 @@
   <w:style w:type="character" w:default="1" w:styleId="DefaultParagraphFont">
     <w:name w:val="Default Paragraph Font"/>
     <w:uiPriority w:val="1"/>
-    <w:semiHidden/>
     <w:unhideWhenUsed/>
   </w:style>
   <w:style w:type="table" w:default="1" w:styleId="TableNormal">

--- a/MSCS_634_ProjectDeliverable_4/MSCS_634_Final_Report.docx
+++ b/MSCS_634_ProjectDeliverable_4/MSCS_634_Final_Report.docx
@@ -352,15 +352,7 @@
         <w:spacing w:after="120" w:line="480" w:lineRule="auto"/>
       </w:pPr>
       <w:r>
-        <w:t xml:space="preserve">This final report brings together the work completed across the earlier project deliverables. The project used the Online Shoppers Purchasing Intention Dataset to study customer browsing behavior and online purchase outcomes. The main goal was to understand which session behaviors </w:t>
-      </w:r>
-      <w:proofErr w:type="gramStart"/>
-      <w:r>
-        <w:t>are connected with</w:t>
-      </w:r>
-      <w:proofErr w:type="gramEnd"/>
-      <w:r>
-        <w:t xml:space="preserve"> purchasing and how data mining models can support practical e-commerce decisions.</w:t>
+        <w:t>This final report brings together the work completed across the earlier project deliverables. The project used the Online Shoppers Purchasing Intention Dataset to study customer browsing behavior and online purchase outcomes. The main goal was to understand which session behaviors are connected with purchasing and how data mining models can support practical e-commerce decisions.</w:t>
       </w:r>
     </w:p>
     <w:p>
@@ -389,13 +381,18 @@
           <w:rPr>
             <w:rStyle w:val="Hyperlink"/>
           </w:rPr>
-          <w:t>MSCS_634_Final_Video_Presentation.mp4</w:t>
+          <w:t>https://cumber-my.sharepoint.com/personal/agyawali33472_ucumberlands_edu/_layouts/15/stream.aspx?id=%2Fpersonal%2Fagyawali33472%5Fucumberlands%5Fedu%2FDocuments%2FMSCS%5F634%5FFinal%5FVideo%5FPresentation%2Emp4&amp;nav=eyJyZWZlcnJhbEluZm8iOnsicmVmZXJyYWxBcHAiOiJPbmVEcml2ZUZvckJ1c2luZXNzIiwicmVmZXJyYWxBcHBQbGF0Zm9ybSI6IldlYiIsInJlZmVycmFsTW9kZSI6InZpZXciLCJyZWZlcnJhbFZpZXciOiJNeUZpbGVzTGlua0NvcHkifX0&amp;referrer=StreamWebApp%2EWeb&amp;referrerScenario=AddressBarCopied%2Eview%2Eabeb2c97%2D1f7f%2D4b91%2D9095%2Dee4002d7876a&amp;ga=1</w:t>
         </w:r>
       </w:hyperlink>
     </w:p>
     <w:p>
       <w:pPr>
-        <w:spacing w:after="120"/>
+        <w:spacing w:after="120" w:line="480" w:lineRule="auto"/>
+      </w:pPr>
+    </w:p>
+    <w:p>
+      <w:pPr>
+        <w:spacing w:after="120" w:line="480" w:lineRule="auto"/>
         <w:rPr>
           <w:b/>
           <w:bCs/>
@@ -414,6 +411,7 @@
         <w:spacing w:after="120" w:line="480" w:lineRule="auto"/>
       </w:pPr>
       <w:r>
+        <w:lastRenderedPageBreak/>
         <w:t>The dataset came from the UCI Machine Learning Repository. Each record represents one online shopping session. It includes page visit counts, page durations, bounce rates, exit rates, page values, visitor information, month, weekend status, traffic information, and the Revenue outcome.</w:t>
       </w:r>
     </w:p>
@@ -703,7 +701,6 @@
         <w:spacing w:after="120" w:line="480" w:lineRule="auto"/>
       </w:pPr>
       <w:r>
-        <w:lastRenderedPageBreak/>
         <w:t>The Revenue variable shows whether a session resulted in a purchase. Since only 15.63% of sessions resulted in a purchase, this is an imbalanced classification problem. Because of this, F1 score, ROC-AUC, and confusion matrices were used along with accuracy.</w:t>
       </w:r>
     </w:p>
@@ -791,6 +788,7 @@
         <w:spacing w:after="120" w:line="480" w:lineRule="auto"/>
       </w:pPr>
       <w:r>
+        <w:lastRenderedPageBreak/>
         <w:t xml:space="preserve">The first deliverable focused on </w:t>
       </w:r>
       <w:r>
@@ -805,15 +803,7 @@
         <w:spacing w:after="120" w:line="480" w:lineRule="auto"/>
       </w:pPr>
       <w:r>
-        <w:t xml:space="preserve">The duration variables were strongly </w:t>
-      </w:r>
-      <w:proofErr w:type="gramStart"/>
-      <w:r>
-        <w:t>right-skewed</w:t>
-      </w:r>
-      <w:proofErr w:type="gramEnd"/>
-      <w:r>
-        <w:t xml:space="preserve">. Instead of deleting long sessions, values above the 99th percentile were capped. This reduced the influence of extreme values while preserving all unique customer sessions. Browser, </w:t>
+        <w:t xml:space="preserve">The duration variables were strongly right-skewed. Instead of deleting long sessions, values above the 99th percentile were capped. This reduced the influence of extreme values while preserving all unique customer sessions. Browser, </w:t>
       </w:r>
       <w:r>
         <w:t xml:space="preserve">Operating System, Region, and Traffic Type were treated as categorical variables because they were coded as labels rather than </w:t>
@@ -848,10 +838,7 @@
         <w:spacing w:after="120" w:line="480" w:lineRule="auto"/>
       </w:pPr>
       <w:r>
-        <w:t>An exploratory analysis showed that purchase sessions had higher</w:t>
-      </w:r>
-      <w:r>
-        <w:t xml:space="preserve"> engagement than non-purchase sessions. Purchase sessions had more product-related pages, longer product-related duration, lower bounce and exit rates, and higher </w:t>
+        <w:t xml:space="preserve">An exploratory analysis showed that purchase sessions had higher engagement than non-purchase sessions. Purchase sessions had more product-related pages, longer product-related duration, lower bounce and exit rates, and higher </w:t>
       </w:r>
       <w:proofErr w:type="spellStart"/>
       <w:r>
@@ -870,6 +857,7 @@
         <w:rPr>
           <w:noProof/>
         </w:rPr>
+        <w:lastRenderedPageBreak/>
         <w:drawing>
           <wp:inline distT="0" distB="0" distL="0" distR="0" wp14:anchorId="3DB05D11" wp14:editId="31EF2414">
             <wp:extent cx="5486400" cy="3429000"/>
@@ -962,7 +950,6 @@
         <w:rPr>
           <w:noProof/>
         </w:rPr>
-        <w:lastRenderedPageBreak/>
         <w:drawing>
           <wp:inline distT="0" distB="0" distL="0" distR="0" wp14:anchorId="3E47D102" wp14:editId="642A06FA">
             <wp:extent cx="5486400" cy="3086100"/>
@@ -1009,6 +996,7 @@
           <w:i/>
           <w:sz w:val="20"/>
         </w:rPr>
+        <w:lastRenderedPageBreak/>
         <w:t>Figure 3. Monthly conversion rate.</w:t>
       </w:r>
     </w:p>
@@ -1017,15 +1005,7 @@
         <w:spacing w:after="120" w:line="480" w:lineRule="auto"/>
       </w:pPr>
       <w:r>
-        <w:t xml:space="preserve">Monthly conversion rates showed that November </w:t>
-      </w:r>
-      <w:proofErr w:type="gramStart"/>
-      <w:r>
-        <w:t>had</w:t>
-      </w:r>
-      <w:proofErr w:type="gramEnd"/>
-      <w:r>
-        <w:t xml:space="preserve"> the highest, followed by October and September. This suggests that seasonality may affect purchase behavior.</w:t>
+        <w:t>Monthly conversion rates showed that November had the highest, followed by October and September. This suggests that seasonality may affect purchase behavior.</w:t>
       </w:r>
     </w:p>
     <w:p>
@@ -1304,13 +1284,7 @@
               <w:rPr>
                 <w:sz w:val="20"/>
               </w:rPr>
-              <w:t>Product-related</w:t>
-            </w:r>
-            <w:r>
-              <w:rPr>
-                <w:sz w:val="20"/>
-              </w:rPr>
-              <w:t xml:space="preserve"> page count multiplied by </w:t>
+              <w:t xml:space="preserve">Product-related page count multiplied by </w:t>
             </w:r>
             <w:proofErr w:type="spellStart"/>
             <w:r>
@@ -1387,7 +1361,6 @@
                 <w:b/>
                 <w:sz w:val="20"/>
               </w:rPr>
-              <w:lastRenderedPageBreak/>
               <w:t>Model</w:t>
             </w:r>
           </w:p>
@@ -1767,6 +1740,7 @@
         <w:rPr>
           <w:noProof/>
         </w:rPr>
+        <w:lastRenderedPageBreak/>
         <w:drawing>
           <wp:inline distT="0" distB="0" distL="0" distR="0" wp14:anchorId="3B5A8913" wp14:editId="1B497918">
             <wp:extent cx="5486400" cy="3086100"/>
@@ -3286,15 +3260,7 @@
         <w:ind w:firstLine="432"/>
       </w:pPr>
       <w:r>
-        <w:t xml:space="preserve">This project uses online browsing behavior, so privacy and responsible use are important. </w:t>
-      </w:r>
-      <w:proofErr w:type="gramStart"/>
-      <w:r>
-        <w:t>Personally</w:t>
-      </w:r>
-      <w:proofErr w:type="gramEnd"/>
-      <w:r>
-        <w:t xml:space="preserve"> identifying information is not needed for this type of analysis. If used in a real business environment, customer details should be removed or protected and access should be limited.</w:t>
+        <w:t>This project uses online browsing behavior, so privacy and responsible use are important. Personally identifying information is not needed for this type of analysis. If used in a real business environment, customer details should be removed or protected and access should be limited.</w:t>
       </w:r>
       <w:r>
         <w:t xml:space="preserve"> </w:t>
@@ -3309,15 +3275,7 @@
         <w:ind w:firstLine="432"/>
       </w:pPr>
       <w:r>
-        <w:t xml:space="preserve">The models should support human decision-making rather than fully replace it. Association rules </w:t>
-      </w:r>
-      <w:proofErr w:type="gramStart"/>
-      <w:r>
-        <w:t>and feature</w:t>
-      </w:r>
-      <w:proofErr w:type="gramEnd"/>
-      <w:r>
-        <w:t xml:space="preserve"> importance values should be interpreted as patterns, not as proof that one behavior directly causes another.</w:t>
+        <w:t>The models should support human decision-making rather than fully replace it. Association rules and feature importance values should be interpreted as patterns, not as proof that one behavior directly causes another.</w:t>
       </w:r>
     </w:p>
     <w:p>
@@ -4540,6 +4498,7 @@
   <w:style w:type="character" w:default="1" w:styleId="DefaultParagraphFont">
     <w:name w:val="Default Paragraph Font"/>
     <w:uiPriority w:val="1"/>
+    <w:semiHidden/>
     <w:unhideWhenUsed/>
   </w:style>
   <w:style w:type="table" w:default="1" w:styleId="TableNormal">
@@ -15336,6 +15295,18 @@
     <w:rPr>
       <w:color w:val="605E5C"/>
       <w:shd w:val="clear" w:color="auto" w:fill="E1DFDD"/>
+    </w:rPr>
+  </w:style>
+  <w:style w:type="character" w:styleId="FollowedHyperlink">
+    <w:name w:val="FollowedHyperlink"/>
+    <w:basedOn w:val="DefaultParagraphFont"/>
+    <w:uiPriority w:val="99"/>
+    <w:semiHidden/>
+    <w:unhideWhenUsed/>
+    <w:rsid w:val="00346C50"/>
+    <w:rPr>
+      <w:color w:val="800080" w:themeColor="followedHyperlink"/>
+      <w:u w:val="single"/>
     </w:rPr>
   </w:style>
 </w:styles>
